--- a/SportIQ-Models.docx
+++ b/SportIQ-Models.docx
@@ -1,6 +1,6 @@
 
 <file path=word/document.xml><?xml version="1.0" encoding="utf-8"?>
-<w:document xmlns:wpc="http://schemas.microsoft.com/office/word/2010/wordprocessingCanvas" xmlns:cx="http://schemas.microsoft.com/office/drawing/2014/chartex" xmlns:cx1="http://schemas.microsoft.com/office/drawing/2015/9/8/chartex" xmlns:cx2="http://schemas.microsoft.com/office/drawing/2015/10/21/chartex" xmlns:cx3="http://schemas.microsoft.com/office/drawing/2016/5/9/chartex" xmlns:cx4="http://schemas.microsoft.com/office/drawing/2016/5/10/chartex" xmlns:cx5="http://schemas.microsoft.com/office/drawing/2016/5/11/chartex" xmlns:cx6="http://schemas.microsoft.com/office/drawing/2016/5/12/chartex" xmlns:cx7="http://schemas.microsoft.com/office/drawing/2016/5/13/chartex" xmlns:cx8="http://schemas.microsoft.com/office/drawing/2016/5/14/chartex" xmlns:mc="http://schemas.openxmlformats.org/markup-compatibility/2006" xmlns:aink="http://schemas.microsoft.com/office/drawing/2016/ink" xmlns:am3d="http://schemas.microsoft.com/office/drawing/2017/model3d" xmlns:o="urn:schemas-microsoft-com:office:office" xmlns:oel="http://schemas.microsoft.com/office/2019/extlst" xmlns:r="http://schemas.openxmlformats.org/officeDocument/2006/relationships" xmlns:m="http://schemas.openxmlformats.org/officeDocument/2006/math" xmlns:v="urn:schemas-microsoft-com:vml" xmlns:wp14="http://schemas.microsoft.com/office/word/2010/wordprocessingDrawing" xmlns:wp="http://schemas.openxmlformats.org/drawingml/2006/wordprocessingDrawing" xmlns:w10="urn:schemas-microsoft-com:office:word" xmlns:w="http://schemas.openxmlformats.org/wordprocessingml/2006/main" xmlns:w14="http://schemas.microsoft.com/office/word/2010/wordml" xmlns:w15="http://schemas.microsoft.com/office/word/2012/wordml" xmlns:w16cei="http://schemas.microsoft.com/office/word/2026/wordml/cei" xmlns:w16cex="http://schemas.microsoft.com/office/word/2018/wordml/cex" xmlns:w16cid="http://schemas.microsoft.com/office/word/2016/wordml/cid" xmlns:w16="http://schemas.microsoft.com/office/word/2018/wordml" xmlns:w16du="http://schemas.microsoft.com/office/word/2023/wordml/word16du" xmlns:w16sdtdh="http://schemas.microsoft.com/office/word/2020/wordml/sdtdatahash" xmlns:w16sdtfl="http://schemas.microsoft.com/office/word/2024/wordml/sdtformatlock" xmlns:w16se="http://schemas.microsoft.com/office/word/2015/wordml/symex" xmlns:wpg="http://schemas.microsoft.com/office/word/2010/wordprocessingGroup" xmlns:wpi="http://schemas.microsoft.com/office/word/2010/wordprocessingInk" xmlns:wne="http://schemas.microsoft.com/office/word/2006/wordml" xmlns:wps="http://schemas.microsoft.com/office/word/2010/wordprocessingShape" mc:Ignorable="w14 w15 w16se w16cid w16 w16cex w16sdtdh w16sdtfl w16du wp14">
+<w:document xmlns:wpc="http://schemas.microsoft.com/office/word/2010/wordprocessingCanvas" xmlns:cx="http://schemas.microsoft.com/office/drawing/2014/chartex" xmlns:cx1="http://schemas.microsoft.com/office/drawing/2015/9/8/chartex" xmlns:cx2="http://schemas.microsoft.com/office/drawing/2015/10/21/chartex" xmlns:cx3="http://schemas.microsoft.com/office/drawing/2016/5/9/chartex" xmlns:cx4="http://schemas.microsoft.com/office/drawing/2016/5/10/chartex" xmlns:cx5="http://schemas.microsoft.com/office/drawing/2016/5/11/chartex" xmlns:cx6="http://schemas.microsoft.com/office/drawing/2016/5/12/chartex" xmlns:cx7="http://schemas.microsoft.com/office/drawing/2016/5/13/chartex" xmlns:cx8="http://schemas.microsoft.com/office/drawing/2016/5/14/chartex" xmlns:mc="http://schemas.openxmlformats.org/markup-compatibility/2006" xmlns:aink="http://schemas.microsoft.com/office/drawing/2016/ink" xmlns:am3d="http://schemas.microsoft.com/office/drawing/2017/model3d" xmlns:o="urn:schemas-microsoft-com:office:office" xmlns:oel="http://schemas.microsoft.com/office/2019/extlst" xmlns:r="http://schemas.openxmlformats.org/officeDocument/2006/relationships" xmlns:m="http://schemas.openxmlformats.org/officeDocument/2006/math" xmlns:v="urn:schemas-microsoft-com:vml" xmlns:wp14="http://schemas.microsoft.com/office/word/2010/wordprocessingDrawing" xmlns:wp="http://schemas.openxmlformats.org/drawingml/2006/wordprocessingDrawing" xmlns:w10="urn:schemas-microsoft-com:office:word" xmlns:w="http://schemas.openxmlformats.org/wordprocessingml/2006/main" xmlns:w14="http://schemas.microsoft.com/office/word/2010/wordml" xmlns:w15="http://schemas.microsoft.com/office/word/2012/wordml" xmlns:w16cex="http://schemas.microsoft.com/office/word/2018/wordml/cex" xmlns:w16cid="http://schemas.microsoft.com/office/word/2016/wordml/cid" xmlns:w16="http://schemas.microsoft.com/office/word/2018/wordml" xmlns:w16du="http://schemas.microsoft.com/office/word/2023/wordml/word16du" xmlns:w16sdtdh="http://schemas.microsoft.com/office/word/2020/wordml/sdtdatahash" xmlns:w16sdtfl="http://schemas.microsoft.com/office/word/2024/wordml/sdtformatlock" xmlns:w16se="http://schemas.microsoft.com/office/word/2015/wordml/symex" xmlns:wpg="http://schemas.microsoft.com/office/word/2010/wordprocessingGroup" xmlns:wpi="http://schemas.microsoft.com/office/word/2010/wordprocessingInk" xmlns:wne="http://schemas.microsoft.com/office/word/2006/wordml" xmlns:wps="http://schemas.microsoft.com/office/word/2010/wordprocessingShape" mc:Ignorable="w14 w15 w16se w16cid w16 w16cex w16sdtdh w16sdtfl w16du wp14">
   <w:body>
     <w:p>
       <w:pPr>
@@ -16,7 +16,23 @@
           <w:color w:val="6B7280"/>
           <w:sz w:val="22"/>
         </w:rPr>
-        <w:t>How the football, basketball and tennis models are built, what data and features they use, how they are trained, how each betting market is derived — and, stated plainly, what actually works.</w:t>
+        <w:t xml:space="preserve">How the football, basketball and tennis models are built, what data and features they use, how they are trained, how each betting market is derived — and, stated plainly, what </w:t>
+      </w:r>
+      <w:proofErr w:type="gramStart"/>
+      <w:r>
+        <w:rPr>
+          <w:color w:val="6B7280"/>
+          <w:sz w:val="22"/>
+        </w:rPr>
+        <w:t>actually works</w:t>
+      </w:r>
+      <w:proofErr w:type="gramEnd"/>
+      <w:r>
+        <w:rPr>
+          <w:color w:val="6B7280"/>
+          <w:sz w:val="22"/>
+        </w:rPr>
+        <w:t>.</w:t>
       </w:r>
     </w:p>
     <w:p/>
@@ -485,7 +501,15 @@
         <w:pStyle w:val="ListBullet"/>
       </w:pPr>
       <w:r>
-        <w:t>One feature module per sport is the single source of truth, with two functions that must stay in lock-step: assemble_from_game_log (training) and assemble_from_live_db (serving). If they diverge, the model sees different inputs live than it was trained on.</w:t>
+        <w:t xml:space="preserve">One feature module per sport is the single source of truth, with two functions that must stay in </w:t>
+      </w:r>
+      <w:proofErr w:type="gramStart"/>
+      <w:r>
+        <w:t>lock-step</w:t>
+      </w:r>
+      <w:proofErr w:type="gramEnd"/>
+      <w:r>
+        <w:t>: assemble_from_game_log (training) and assemble_from_live_db (serving). If they diverge, the model sees different inputs live than it was trained on.</w:t>
       </w:r>
     </w:p>
     <w:p>
@@ -528,7 +552,15 @@
     </w:p>
     <w:p>
       <w:r>
-        <w:t>A single XGBoost binary classifier predicting P(home win), with isotonic calibration. No draw exists in basketball, so the problem is genuinely two-class.</w:t>
+        <w:t xml:space="preserve">A single XGBoost binary classifier predicting </w:t>
+      </w:r>
+      <w:proofErr w:type="gramStart"/>
+      <w:r>
+        <w:t>P(</w:t>
+      </w:r>
+      <w:proofErr w:type="gramEnd"/>
+      <w:r>
+        <w:t>home win), with isotonic calibration. No draw exists in basketball, so the problem is genuinely two-class.</w:t>
       </w:r>
     </w:p>
     <w:p>
@@ -832,7 +864,21 @@
         <w:rPr>
           <w:sz w:val="20"/>
         </w:rPr>
-        <w:t>stats.nba.com blocks all cloud-provider IPs at the network level. nba_api is therefore used for OFFLINE historical training only and must never run inside a production worker. Live NBA stats come from BallDontLie exclusively.</w:t>
+        <w:t xml:space="preserve">stats.nba.com blocks all cloud-provider IPs at the network level. nba_api is therefore used for OFFLINE historical training only and must never run inside a production worker. Live NBA </w:t>
+      </w:r>
+      <w:proofErr w:type="gramStart"/>
+      <w:r>
+        <w:rPr>
+          <w:sz w:val="20"/>
+        </w:rPr>
+        <w:t>stats</w:t>
+      </w:r>
+      <w:proofErr w:type="gramEnd"/>
+      <w:r>
+        <w:rPr>
+          <w:sz w:val="20"/>
+        </w:rPr>
+        <w:t xml:space="preserve"> come from BallDontLie exclusively.</w:t>
       </w:r>
     </w:p>
     <w:p>
@@ -952,22 +998,47 @@
           <w:rFonts w:ascii="Consolas" w:hAnsi="Consolas"/>
           <w:sz w:val="18"/>
         </w:rPr>
-        <w:t>key_players_available_home / _away       Top-5 availability (see 2.3)</w:t>
-      </w:r>
-    </w:p>
-    <w:p>
-      <w:pPr>
-        <w:shd w:val="clear" w:color="auto" w:fill="F3F4F6"/>
-        <w:spacing w:after="0"/>
-        <w:ind w:left="288"/>
-      </w:pPr>
+        <w:t xml:space="preserve">key_players_available_home / _away       </w:t>
+      </w:r>
+      <w:proofErr w:type="gramStart"/>
       <w:r>
         <w:rPr>
           <w:rFonts w:ascii="Consolas" w:hAnsi="Consolas"/>
           <w:sz w:val="18"/>
         </w:rPr>
-        <w:t>key_players_per_combined_home / _away    combined quality of available Top-5</w:t>
-      </w:r>
+        <w:t>Top-5</w:t>
+      </w:r>
+      <w:proofErr w:type="gramEnd"/>
+      <w:r>
+        <w:rPr>
+          <w:rFonts w:ascii="Consolas" w:hAnsi="Consolas"/>
+          <w:sz w:val="18"/>
+        </w:rPr>
+        <w:t xml:space="preserve"> availability (see 2.3)</w:t>
+      </w:r>
+    </w:p>
+    <w:p>
+      <w:pPr>
+        <w:shd w:val="clear" w:color="auto" w:fill="F3F4F6"/>
+        <w:spacing w:after="0"/>
+        <w:ind w:left="288"/>
+      </w:pPr>
+      <w:r>
+        <w:rPr>
+          <w:rFonts w:ascii="Consolas" w:hAnsi="Consolas"/>
+          <w:sz w:val="18"/>
+        </w:rPr>
+        <w:t xml:space="preserve">key_players_per_combined_home / _away    combined quality of available </w:t>
+      </w:r>
+      <w:proofErr w:type="gramStart"/>
+      <w:r>
+        <w:rPr>
+          <w:rFonts w:ascii="Consolas" w:hAnsi="Consolas"/>
+          <w:sz w:val="18"/>
+        </w:rPr>
+        <w:t>Top-5</w:t>
+      </w:r>
+      <w:proofErr w:type="gramEnd"/>
     </w:p>
     <w:p>
       <w:pPr>
@@ -990,7 +1061,15 @@
     </w:p>
     <w:p>
       <w:r>
-        <w:t>It is 16 rather than the 13 originally designed. Pace differential is deliberately omitted: it is computable at training time from box scores but BallDontLie's live feed has no shooting stats to derive it from, and a feature that is real in training but permanently None in production is worse than not having it.</w:t>
+        <w:t xml:space="preserve">It is 16 rather than the 13 originally designed. Pace differential is deliberately omitted: it is computable at training time from box </w:t>
+      </w:r>
+      <w:proofErr w:type="gramStart"/>
+      <w:r>
+        <w:t>scores</w:t>
+      </w:r>
+      <w:proofErr w:type="gramEnd"/>
+      <w:r>
+        <w:t xml:space="preserve"> but BallDontLie's live feed has no shooting stats to derive it from, and a feature that is real in training but permanently None in production is worse than not having it.</w:t>
       </w:r>
     </w:p>
     <w:p>
@@ -1270,7 +1349,21 @@
               <w:rPr>
                 <w:sz w:val="18"/>
               </w:rPr>
-              <w:t>Box-score presence (who actually played)</w:t>
+              <w:t xml:space="preserve">Box-score presence (who </w:t>
+            </w:r>
+            <w:proofErr w:type="gramStart"/>
+            <w:r>
+              <w:rPr>
+                <w:sz w:val="18"/>
+              </w:rPr>
+              <w:t>actually played</w:t>
+            </w:r>
+            <w:proofErr w:type="gramEnd"/>
+            <w:r>
+              <w:rPr>
+                <w:sz w:val="18"/>
+              </w:rPr>
+              <w:t>)</w:t>
             </w:r>
           </w:p>
         </w:tc>
@@ -1313,7 +1406,21 @@
         <w:rPr>
           <w:sz w:val="20"/>
         </w:rPr>
-        <w:t>The training label asks 'did they play?', which is knowable only after the game. Serving asks 'are they injured?', which is knowable before. A regression test asserts the two diverge on the same facts — a player marked OUT who nonetheless has real minutes.</w:t>
+        <w:t xml:space="preserve">The training label </w:t>
+      </w:r>
+      <w:proofErr w:type="gramStart"/>
+      <w:r>
+        <w:rPr>
+          <w:sz w:val="20"/>
+        </w:rPr>
+        <w:t>asks</w:t>
+      </w:r>
+      <w:proofErr w:type="gramEnd"/>
+      <w:r>
+        <w:rPr>
+          <w:sz w:val="20"/>
+        </w:rPr>
+        <w:t xml:space="preserve"> 'did they play?', which is knowable only after the game. Serving asks 'are they injured?', which is knowable before. A regression test asserts the two diverge on the same facts — a player marked OUT who nonetheless has real minutes.</w:t>
       </w:r>
     </w:p>
     <w:p>
@@ -1483,11 +1590,19 @@
             <w:pPr>
               <w:cnfStyle w:val="000000010000" w:firstRow="0" w:lastRow="0" w:firstColumn="0" w:lastColumn="0" w:oddVBand="0" w:evenVBand="0" w:oddHBand="0" w:evenHBand="1" w:firstRowFirstColumn="0" w:firstRowLastColumn="0" w:lastRowFirstColumn="0" w:lastRowLastColumn="0"/>
             </w:pPr>
-            <w:r>
-              <w:rPr>
-                <w:sz w:val="18"/>
-              </w:rPr>
-              <w:t>Well calibrated for a 2-outcome market</w:t>
+            <w:proofErr w:type="gramStart"/>
+            <w:r>
+              <w:rPr>
+                <w:sz w:val="18"/>
+              </w:rPr>
+              <w:t>Well</w:t>
+            </w:r>
+            <w:proofErr w:type="gramEnd"/>
+            <w:r>
+              <w:rPr>
+                <w:sz w:val="18"/>
+              </w:rPr>
+              <w:t xml:space="preserve"> calibrated for a 2-outcome market</w:t>
             </w:r>
           </w:p>
         </w:tc>
@@ -1710,8 +1825,17 @@
           <w:rFonts w:ascii="Consolas" w:hAnsi="Consolas"/>
           <w:sz w:val="18"/>
         </w:rPr>
-        <w:t xml:space="preserve">  xg_home                   xg_away           objective=count:poisson</w:t>
-      </w:r>
+        <w:t xml:space="preserve">  xg_home                   xg_away           objective=</w:t>
+      </w:r>
+      <w:proofErr w:type="gramStart"/>
+      <w:r>
+        <w:rPr>
+          <w:rFonts w:ascii="Consolas" w:hAnsi="Consolas"/>
+          <w:sz w:val="18"/>
+        </w:rPr>
+        <w:t>count:poisson</w:t>
+      </w:r>
+      <w:proofErr w:type="gramEnd"/>
     </w:p>
     <w:p>
       <w:pPr>
@@ -1794,8 +1918,17 @@
           <w:rFonts w:ascii="Consolas" w:hAnsi="Consolas"/>
           <w:sz w:val="18"/>
         </w:rPr>
-        <w:t xml:space="preserve">     Layer 2          Poisson CDF           Layer 2: XGBoost multi:softprob</w:t>
-      </w:r>
+        <w:t xml:space="preserve">     Layer 2          Poisson CDF           Layer 2: XGBoost </w:t>
+      </w:r>
+      <w:proofErr w:type="gramStart"/>
+      <w:r>
+        <w:rPr>
+          <w:rFonts w:ascii="Consolas" w:hAnsi="Consolas"/>
+          <w:sz w:val="18"/>
+        </w:rPr>
+        <w:t>multi:softprob</w:t>
+      </w:r>
+      <w:proofErr w:type="gramEnd"/>
     </w:p>
     <w:p>
       <w:pPr>
@@ -1991,7 +2124,21 @@
               <w:rPr>
                 <w:sz w:val="18"/>
               </w:rPr>
-              <w:t>2022+ (21/22 has none upstream)</w:t>
+              <w:t xml:space="preserve">2022+ (21/22 has </w:t>
+            </w:r>
+            <w:proofErr w:type="gramStart"/>
+            <w:r>
+              <w:rPr>
+                <w:sz w:val="18"/>
+              </w:rPr>
+              <w:t>none upstream</w:t>
+            </w:r>
+            <w:proofErr w:type="gramEnd"/>
+            <w:r>
+              <w:rPr>
+                <w:sz w:val="18"/>
+              </w:rPr>
+              <w:t>)</w:t>
             </w:r>
           </w:p>
         </w:tc>
@@ -2397,35 +2544,23 @@
           <w:rFonts w:ascii="Consolas" w:hAnsi="Consolas"/>
           <w:sz w:val="18"/>
         </w:rPr>
-        <w:t>h2h_avg_goals_scored/allowed  head-to-head goal averages</w:t>
-      </w:r>
-    </w:p>
-    <w:p>
-      <w:pPr>
-        <w:shd w:val="clear" w:color="auto" w:fill="F3F4F6"/>
-        <w:spacing w:after="0"/>
-        <w:ind w:left="288"/>
-      </w:pPr>
+        <w:t>h2h_avg_goals_scored/</w:t>
+      </w:r>
+      <w:proofErr w:type="gramStart"/>
       <w:r>
         <w:rPr>
           <w:rFonts w:ascii="Consolas" w:hAnsi="Consolas"/>
           <w:sz w:val="18"/>
         </w:rPr>
-        <w:t>key_players_available_*       Top-5 availability, both sides</w:t>
-      </w:r>
-    </w:p>
-    <w:p>
-      <w:pPr>
-        <w:shd w:val="clear" w:color="auto" w:fill="F3F4F6"/>
-        <w:spacing w:after="0"/>
-        <w:ind w:left="288"/>
-      </w:pPr>
+        <w:t>allowed  head</w:t>
+      </w:r>
+      <w:proofErr w:type="gramEnd"/>
       <w:r>
         <w:rPr>
           <w:rFonts w:ascii="Consolas" w:hAnsi="Consolas"/>
           <w:sz w:val="18"/>
         </w:rPr>
-        <w:t>key_players_per_combined_*    combined rating of available Top-5</w:t>
+        <w:t>-to-head goal averages</w:t>
       </w:r>
     </w:p>
     <w:p>
@@ -2439,7 +2574,76 @@
           <w:rFonts w:ascii="Consolas" w:hAnsi="Consolas"/>
           <w:sz w:val="18"/>
         </w:rPr>
-        <w:t>moneyline_implied_prob_home   market price  (SPARSE — see below)</w:t>
+        <w:t xml:space="preserve">key_players_available_*       </w:t>
+      </w:r>
+      <w:proofErr w:type="gramStart"/>
+      <w:r>
+        <w:rPr>
+          <w:rFonts w:ascii="Consolas" w:hAnsi="Consolas"/>
+          <w:sz w:val="18"/>
+        </w:rPr>
+        <w:t>Top-5</w:t>
+      </w:r>
+      <w:proofErr w:type="gramEnd"/>
+      <w:r>
+        <w:rPr>
+          <w:rFonts w:ascii="Consolas" w:hAnsi="Consolas"/>
+          <w:sz w:val="18"/>
+        </w:rPr>
+        <w:t xml:space="preserve"> availability, both sides</w:t>
+      </w:r>
+    </w:p>
+    <w:p>
+      <w:pPr>
+        <w:shd w:val="clear" w:color="auto" w:fill="F3F4F6"/>
+        <w:spacing w:after="0"/>
+        <w:ind w:left="288"/>
+      </w:pPr>
+      <w:r>
+        <w:rPr>
+          <w:rFonts w:ascii="Consolas" w:hAnsi="Consolas"/>
+          <w:sz w:val="18"/>
+        </w:rPr>
+        <w:t xml:space="preserve">key_players_per_combined_*    combined rating of available </w:t>
+      </w:r>
+      <w:proofErr w:type="gramStart"/>
+      <w:r>
+        <w:rPr>
+          <w:rFonts w:ascii="Consolas" w:hAnsi="Consolas"/>
+          <w:sz w:val="18"/>
+        </w:rPr>
+        <w:t>Top-5</w:t>
+      </w:r>
+      <w:proofErr w:type="gramEnd"/>
+    </w:p>
+    <w:p>
+      <w:pPr>
+        <w:shd w:val="clear" w:color="auto" w:fill="F3F4F6"/>
+        <w:spacing w:after="0"/>
+        <w:ind w:left="288"/>
+      </w:pPr>
+      <w:r>
+        <w:rPr>
+          <w:rFonts w:ascii="Consolas" w:hAnsi="Consolas"/>
+          <w:sz w:val="18"/>
+        </w:rPr>
+        <w:t xml:space="preserve">moneyline_implied_prob_home   market </w:t>
+      </w:r>
+      <w:proofErr w:type="gramStart"/>
+      <w:r>
+        <w:rPr>
+          <w:rFonts w:ascii="Consolas" w:hAnsi="Consolas"/>
+          <w:sz w:val="18"/>
+        </w:rPr>
+        <w:t>price  (</w:t>
+      </w:r>
+      <w:proofErr w:type="gramEnd"/>
+      <w:r>
+        <w:rPr>
+          <w:rFonts w:ascii="Consolas" w:hAnsi="Consolas"/>
+          <w:sz w:val="18"/>
+        </w:rPr>
+        <w:t>SPARSE — see below)</w:t>
       </w:r>
     </w:p>
     <w:p>
@@ -2573,7 +2777,15 @@
     </w:p>
     <w:p>
       <w:r>
-        <w:t>Every other feature is an independently re-derivable rolling window. Elo is not: it needs sequential computation across a team's entire history, so it has two code paths by necessity. Training walks the full game log once in chronological order; serving reads an incrementally-updated teams.elo_rating column, updated once per settled match. Standard parameters: initial 1500, K=32. The model only ever sees elo_diff, never two absolute ratings, because Elo is meaningful only relatively.</w:t>
+        <w:t xml:space="preserve">Every other feature is an independently re-derivable rolling window. Elo is not: it needs sequential computation across a team's entire history, so it has two code paths by necessity. Training walks the full game log once in chronological order; serving reads an </w:t>
+      </w:r>
+      <w:proofErr w:type="gramStart"/>
+      <w:r>
+        <w:t>incrementally-updated</w:t>
+      </w:r>
+      <w:proofErr w:type="gramEnd"/>
+      <w:r>
+        <w:t xml:space="preserve"> teams.elo_rating column, updated once per settled match. Standard parameters: initial 1500, K=32. The model only ever sees elo_diff, never two absolute ratings, because Elo is meaningful only relatively.</w:t>
       </w:r>
     </w:p>
     <w:p>
@@ -2731,7 +2943,21 @@
               <w:rPr>
                 <w:sz w:val="18"/>
               </w:rPr>
-              <w:t>P(home)+P(draw), P(away)+P(draw) — arithmetic</w:t>
+              <w:t>P(home)+P(draw), P(away)+P(</w:t>
+            </w:r>
+            <w:proofErr w:type="gramStart"/>
+            <w:r>
+              <w:rPr>
+                <w:sz w:val="18"/>
+              </w:rPr>
+              <w:t>draw) —</w:t>
+            </w:r>
+            <w:proofErr w:type="gramEnd"/>
+            <w:r>
+              <w:rPr>
+                <w:sz w:val="18"/>
+              </w:rPr>
+              <w:t xml:space="preserve"> arithmetic</w:t>
             </w:r>
           </w:p>
         </w:tc>
@@ -3302,7 +3528,23 @@
           <w:b/>
           <w:color w:val="B91C1C"/>
         </w:rPr>
-        <w:t xml:space="preserve">The provider lists the WINNER as player1.  </w:t>
+        <w:t xml:space="preserve">The provider lists the WINNER as </w:t>
+      </w:r>
+      <w:proofErr w:type="gramStart"/>
+      <w:r>
+        <w:rPr>
+          <w:b/>
+          <w:color w:val="B91C1C"/>
+        </w:rPr>
+        <w:t>player1</w:t>
+      </w:r>
+      <w:proofErr w:type="gramEnd"/>
+      <w:r>
+        <w:rPr>
+          <w:b/>
+          <w:color w:val="B91C1C"/>
+        </w:rPr>
+        <w:t xml:space="preserve">.  </w:t>
       </w:r>
       <w:r>
         <w:rPr>
@@ -3339,12 +3581,21 @@
         <w:spacing w:after="0"/>
         <w:ind w:left="288"/>
       </w:pPr>
+      <w:proofErr w:type="gramStart"/>
       <w:r>
         <w:rPr>
           <w:rFonts w:ascii="Consolas" w:hAnsi="Consolas"/>
           <w:sz w:val="18"/>
         </w:rPr>
-        <w:t>form_win_rate_home/away        recent win rate</w:t>
+        <w:t>form</w:t>
+      </w:r>
+      <w:proofErr w:type="gramEnd"/>
+      <w:r>
+        <w:rPr>
+          <w:rFonts w:ascii="Consolas" w:hAnsi="Consolas"/>
+          <w:sz w:val="18"/>
+        </w:rPr>
+        <w:t>_win_rate_home/away        recent win rate</w:t>
       </w:r>
     </w:p>
     <w:p>
@@ -3452,7 +3703,15 @@
     </w:p>
     <w:p>
       <w:r>
-        <w:t>The surface-specific features capture a genuine tennis signal distinct from their overall counterparts: a player's edge can look very different on clay than across their career. There is deliberately NO home_court_indicator — 'home' here is only the id-based tiebreak, a label-stability device, never a real signal. rank_diff is used instead of Elo because the provider supplies real ranking points, which is more honest than approximating.</w:t>
+        <w:t>The surface-specific features capture a genuine tennis signal distinct from their overall counterparts: a player's edge can look very different on clay than across their career. There is deliberately NO home_court_</w:t>
+      </w:r>
+      <w:proofErr w:type="gramStart"/>
+      <w:r>
+        <w:t>indicator — '</w:t>
+      </w:r>
+      <w:proofErr w:type="gramEnd"/>
+      <w:r>
+        <w:t>home' here is only the id-based tiebreak, a label-stability device, never a real signal. rank_diff is used instead of Elo because the provider supplies real ranking points, which is more honest than approximating.</w:t>
       </w:r>
     </w:p>
     <w:p>
@@ -3854,7 +4113,21 @@
               <w:rPr>
                 <w:sz w:val="18"/>
               </w:rPr>
-              <w:t>68.57% vs 55.43% — the clearest edge of the three</w:t>
+              <w:t xml:space="preserve">68.57% vs </w:t>
+            </w:r>
+            <w:proofErr w:type="gramStart"/>
+            <w:r>
+              <w:rPr>
+                <w:sz w:val="18"/>
+              </w:rPr>
+              <w:t>55.43% —</w:t>
+            </w:r>
+            <w:proofErr w:type="gramEnd"/>
+            <w:r>
+              <w:rPr>
+                <w:sz w:val="18"/>
+              </w:rPr>
+              <w:t xml:space="preserve"> the clearest edge of the three</w:t>
             </w:r>
           </w:p>
         </w:tc>
@@ -4839,8 +5112,13 @@
         <w:t xml:space="preserve">from </w:t>
       </w:r>
       <w:proofErr w:type="spellStart"/>
-      <w:r>
-        <w:t>app.core.database</w:t>
+      <w:proofErr w:type="gramStart"/>
+      <w:r>
+        <w:t>app.core</w:t>
+      </w:r>
+      <w:proofErr w:type="gramEnd"/>
+      <w:r>
+        <w:t>.database</w:t>
       </w:r>
       <w:proofErr w:type="spellEnd"/>
       <w:r>
@@ -4862,8 +5140,13 @@
         <w:t xml:space="preserve">from </w:t>
       </w:r>
       <w:proofErr w:type="spellStart"/>
-      <w:r>
-        <w:t>app.fixtures.models</w:t>
+      <w:proofErr w:type="gramStart"/>
+      <w:r>
+        <w:t>app.fixtures</w:t>
+      </w:r>
+      <w:proofErr w:type="gramEnd"/>
+      <w:r>
+        <w:t>.models</w:t>
       </w:r>
       <w:proofErr w:type="spellEnd"/>
       <w:r>
@@ -4885,8 +5168,13 @@
         <w:t xml:space="preserve">from </w:t>
       </w:r>
       <w:proofErr w:type="spellStart"/>
-      <w:r>
-        <w:t>app.predictions.models</w:t>
+      <w:proofErr w:type="gramStart"/>
+      <w:r>
+        <w:t>app.predictions</w:t>
+      </w:r>
+      <w:proofErr w:type="gramEnd"/>
+      <w:r>
+        <w:t>.models</w:t>
       </w:r>
       <w:proofErr w:type="spellEnd"/>
       <w:r>
@@ -4903,8 +5191,13 @@
         <w:t xml:space="preserve">from </w:t>
       </w:r>
       <w:proofErr w:type="spellStart"/>
-      <w:r>
-        <w:t>app.sports.models</w:t>
+      <w:proofErr w:type="gramStart"/>
+      <w:r>
+        <w:t>app.sports</w:t>
+      </w:r>
+      <w:proofErr w:type="gramEnd"/>
+      <w:r>
+        <w:t>.models</w:t>
       </w:r>
       <w:proofErr w:type="spellEnd"/>
       <w:r>
@@ -4921,8 +5214,13 @@
         <w:t xml:space="preserve">from </w:t>
       </w:r>
       <w:proofErr w:type="spellStart"/>
-      <w:r>
-        <w:t>app.workers.celery</w:t>
+      <w:proofErr w:type="gramStart"/>
+      <w:r>
+        <w:t>app.workers</w:t>
+      </w:r>
+      <w:proofErr w:type="gramEnd"/>
+      <w:r>
+        <w:t>.celery</w:t>
       </w:r>
       <w:proofErr w:type="spellEnd"/>
       <w:r>
@@ -4971,7 +5269,15 @@
         </w:tabs>
       </w:pPr>
       <w:r>
-        <w:t>async def main():</w:t>
+        <w:t xml:space="preserve">async def </w:t>
+      </w:r>
+      <w:proofErr w:type="gramStart"/>
+      <w:r>
+        <w:t>main(</w:t>
+      </w:r>
+      <w:proofErr w:type="gramEnd"/>
+      <w:r>
+        <w:t>):</w:t>
       </w:r>
     </w:p>
     <w:p>
@@ -4985,11 +5291,19 @@
       </w:r>
       <w:proofErr w:type="spellStart"/>
       <w:r>
-        <w:t>async_session_factory</w:t>
+        <w:t>async_session_</w:t>
+      </w:r>
+      <w:proofErr w:type="gramStart"/>
+      <w:r>
+        <w:t>factory</w:t>
       </w:r>
       <w:proofErr w:type="spellEnd"/>
       <w:r>
-        <w:t xml:space="preserve">() as </w:t>
+        <w:t>(</w:t>
+      </w:r>
+      <w:proofErr w:type="gramEnd"/>
+      <w:r>
+        <w:t xml:space="preserve">) as </w:t>
       </w:r>
       <w:proofErr w:type="spellStart"/>
       <w:r>
@@ -5010,12 +5324,30 @@
         <w:t xml:space="preserve">        sport = (await </w:t>
       </w:r>
       <w:proofErr w:type="spellStart"/>
+      <w:proofErr w:type="gramStart"/>
       <w:r>
         <w:t>db.execute</w:t>
       </w:r>
       <w:proofErr w:type="spellEnd"/>
-      <w:r>
-        <w:t>(select(Sport).where(</w:t>
+      <w:proofErr w:type="gramEnd"/>
+      <w:r>
+        <w:t>(</w:t>
+      </w:r>
+      <w:proofErr w:type="gramStart"/>
+      <w:r>
+        <w:t>select(</w:t>
+      </w:r>
+      <w:proofErr w:type="gramEnd"/>
+      <w:r>
+        <w:t>Sport</w:t>
+      </w:r>
+      <w:proofErr w:type="gramStart"/>
+      <w:r>
+        <w:t>).where</w:t>
+      </w:r>
+      <w:proofErr w:type="gramEnd"/>
+      <w:r>
+        <w:t>(</w:t>
       </w:r>
       <w:proofErr w:type="spellStart"/>
       <w:r>
@@ -5023,15 +5355,39 @@
       </w:r>
       <w:proofErr w:type="spellEnd"/>
       <w:r>
-        <w:t xml:space="preserve"> == "football"))).</w:t>
+        <w:t xml:space="preserve"> == "</w:t>
+      </w:r>
+      <w:proofErr w:type="gramStart"/>
+      <w:r>
+        <w:t>football")</w:t>
+      </w:r>
+      <w:proofErr w:type="gramEnd"/>
+      <w:r>
+        <w:t>)</w:t>
+      </w:r>
+      <w:proofErr w:type="gramStart"/>
+      <w:r>
+        <w:t>).</w:t>
       </w:r>
       <w:proofErr w:type="spellStart"/>
       <w:r>
-        <w:t>scalar_one</w:t>
+        <w:t>scalar</w:t>
+      </w:r>
+      <w:proofErr w:type="gramEnd"/>
+      <w:r>
+        <w:t>_</w:t>
+      </w:r>
+      <w:proofErr w:type="gramStart"/>
+      <w:r>
+        <w:t>one</w:t>
       </w:r>
       <w:proofErr w:type="spellEnd"/>
       <w:r>
-        <w:t>()</w:t>
+        <w:t>(</w:t>
+      </w:r>
+      <w:proofErr w:type="gramEnd"/>
+      <w:r>
+        <w:t>)</w:t>
       </w:r>
     </w:p>
     <w:p>
@@ -5044,12 +5400,30 @@
         <w:t xml:space="preserve">        ids = (await </w:t>
       </w:r>
       <w:proofErr w:type="spellStart"/>
+      <w:proofErr w:type="gramStart"/>
       <w:r>
         <w:t>db.execute</w:t>
       </w:r>
       <w:proofErr w:type="spellEnd"/>
-      <w:r>
-        <w:t>(select(Fixture.id).where(</w:t>
+      <w:proofErr w:type="gramEnd"/>
+      <w:r>
+        <w:t>(</w:t>
+      </w:r>
+      <w:proofErr w:type="gramStart"/>
+      <w:r>
+        <w:t>select(</w:t>
+      </w:r>
+      <w:proofErr w:type="gramEnd"/>
+      <w:r>
+        <w:t>Fixture.id</w:t>
+      </w:r>
+      <w:proofErr w:type="gramStart"/>
+      <w:r>
+        <w:t>).where</w:t>
+      </w:r>
+      <w:proofErr w:type="gramEnd"/>
+      <w:r>
+        <w:t>(</w:t>
       </w:r>
     </w:p>
     <w:p>
@@ -5114,12 +5488,33 @@
         <w:t xml:space="preserve"> &gt; </w:t>
       </w:r>
       <w:proofErr w:type="spellStart"/>
+      <w:proofErr w:type="gramStart"/>
       <w:r>
         <w:t>datetime.now</w:t>
       </w:r>
       <w:proofErr w:type="spellEnd"/>
       <w:r>
-        <w:t>(UTC)))).scalars().all()</w:t>
+        <w:t>(UTC))</w:t>
+      </w:r>
+      <w:proofErr w:type="gramEnd"/>
+      <w:r>
+        <w:t>)</w:t>
+      </w:r>
+      <w:proofErr w:type="gramStart"/>
+      <w:r>
+        <w:t>).scalars</w:t>
+      </w:r>
+      <w:proofErr w:type="gramEnd"/>
+      <w:r>
+        <w:t>(</w:t>
+      </w:r>
+      <w:proofErr w:type="gramStart"/>
+      <w:r>
+        <w:t>).all</w:t>
+      </w:r>
+      <w:proofErr w:type="gramEnd"/>
+      <w:r>
+        <w:t>()</w:t>
       </w:r>
     </w:p>
     <w:p>
@@ -5129,7 +5524,31 @@
         </w:tabs>
       </w:pPr>
       <w:r>
-        <w:t xml:space="preserve">        await db.execute(delete(Prediction).where(Prediction.fixture_id.in_(ids)))</w:t>
+        <w:t xml:space="preserve">        await </w:t>
+      </w:r>
+      <w:proofErr w:type="gramStart"/>
+      <w:r>
+        <w:t>db.execute</w:t>
+      </w:r>
+      <w:proofErr w:type="gramEnd"/>
+      <w:r>
+        <w:t>(</w:t>
+      </w:r>
+      <w:proofErr w:type="gramStart"/>
+      <w:r>
+        <w:t>delete(</w:t>
+      </w:r>
+      <w:proofErr w:type="gramEnd"/>
+      <w:r>
+        <w:t>Prediction</w:t>
+      </w:r>
+      <w:proofErr w:type="gramStart"/>
+      <w:r>
+        <w:t>).where</w:t>
+      </w:r>
+      <w:proofErr w:type="gramEnd"/>
+      <w:r>
+        <w:t>(Prediction.fixture_id.in_(ids)))</w:t>
       </w:r>
     </w:p>
     <w:p>
@@ -5143,10 +5562,12 @@
         <w:t xml:space="preserve">        await </w:t>
       </w:r>
       <w:proofErr w:type="spellStart"/>
+      <w:proofErr w:type="gramStart"/>
       <w:r>
         <w:t>db.commit</w:t>
       </w:r>
       <w:proofErr w:type="spellEnd"/>
+      <w:proofErr w:type="gramEnd"/>
       <w:r>
         <w:t>()</w:t>
       </w:r>
@@ -5158,7 +5579,15 @@
         </w:tabs>
       </w:pPr>
       <w:r>
-        <w:t xml:space="preserve">        print("cleared", </w:t>
+        <w:t xml:space="preserve">        </w:t>
+      </w:r>
+      <w:proofErr w:type="gramStart"/>
+      <w:r>
+        <w:t>print(</w:t>
+      </w:r>
+      <w:proofErr w:type="gramEnd"/>
+      <w:r>
+        <w:t xml:space="preserve">"cleared", </w:t>
       </w:r>
       <w:proofErr w:type="spellStart"/>
       <w:r>
@@ -5198,9 +5627,14 @@
       </w:r>
       <w:proofErr w:type="spellStart"/>
       <w:r>
-        <w:t>run_predictions.delay</w:t>
+        <w:t>run_</w:t>
+      </w:r>
+      <w:proofErr w:type="gramStart"/>
+      <w:r>
+        <w:t>predictions.delay</w:t>
       </w:r>
       <w:proofErr w:type="spellEnd"/>
+      <w:proofErr w:type="gramEnd"/>
       <w:r>
         <w:t>(str(</w:t>
       </w:r>
@@ -5220,7 +5654,15 @@
         </w:tabs>
       </w:pPr>
       <w:r>
-        <w:t xml:space="preserve">    print("queued", </w:t>
+        <w:t xml:space="preserve">    </w:t>
+      </w:r>
+      <w:proofErr w:type="gramStart"/>
+      <w:r>
+        <w:t>print(</w:t>
+      </w:r>
+      <w:proofErr w:type="gramEnd"/>
+      <w:r>
+        <w:t xml:space="preserve">"queued", </w:t>
       </w:r>
       <w:proofErr w:type="spellStart"/>
       <w:r>
@@ -5250,7 +5692,15 @@
       </w:r>
       <w:proofErr w:type="spellEnd"/>
       <w:r>
-        <w:t>(main())</w:t>
+        <w:t>(</w:t>
+      </w:r>
+      <w:proofErr w:type="gramStart"/>
+      <w:r>
+        <w:t>main(</w:t>
+      </w:r>
+      <w:proofErr w:type="gramEnd"/>
+      <w:r>
+        <w:t>))</w:t>
       </w:r>
     </w:p>
     <w:p>
@@ -5301,12 +5751,33 @@
         <w:t xml:space="preserve">python -c "from </w:t>
       </w:r>
       <w:proofErr w:type="spellStart"/>
-      <w:r>
-        <w:t>app.workers.ingest_fixtures</w:t>
+      <w:proofErr w:type="gramStart"/>
+      <w:r>
+        <w:t>app.workers</w:t>
+      </w:r>
+      <w:proofErr w:type="gramEnd"/>
+      <w:r>
+        <w:t>.ingest_fixtures</w:t>
       </w:r>
       <w:proofErr w:type="spellEnd"/>
       <w:r>
-        <w:t xml:space="preserve"> import PREDICTION_MAX_AGE_HOURS as h; print('deployed' if h else '', h)"</w:t>
+        <w:t xml:space="preserve"> import PREDICTION_MAX_AGE_HOURS as h; </w:t>
+      </w:r>
+      <w:proofErr w:type="gramStart"/>
+      <w:r>
+        <w:t>print(</w:t>
+      </w:r>
+      <w:proofErr w:type="gramEnd"/>
+      <w:r>
+        <w:t xml:space="preserve">'deployed' if h </w:t>
+      </w:r>
+      <w:proofErr w:type="gramStart"/>
+      <w:r>
+        <w:t>else ''</w:t>
+      </w:r>
+      <w:proofErr w:type="gramEnd"/>
+      <w:r>
+        <w:t>, h)"</w:t>
       </w:r>
     </w:p>
     <w:p>
@@ -5381,8 +5852,13 @@
         <w:t xml:space="preserve">from </w:t>
       </w:r>
       <w:proofErr w:type="spellStart"/>
-      <w:r>
-        <w:t>app.core.database</w:t>
+      <w:proofErr w:type="gramStart"/>
+      <w:r>
+        <w:t>app.core</w:t>
+      </w:r>
+      <w:proofErr w:type="gramEnd"/>
+      <w:r>
+        <w:t>.database</w:t>
       </w:r>
       <w:proofErr w:type="spellEnd"/>
       <w:r>
@@ -5404,8 +5880,13 @@
         <w:t xml:space="preserve">from </w:t>
       </w:r>
       <w:proofErr w:type="spellStart"/>
-      <w:r>
-        <w:t>app.fixtures.models</w:t>
+      <w:proofErr w:type="gramStart"/>
+      <w:r>
+        <w:t>app.fixtures</w:t>
+      </w:r>
+      <w:proofErr w:type="gramEnd"/>
+      <w:r>
+        <w:t>.models</w:t>
       </w:r>
       <w:proofErr w:type="spellEnd"/>
       <w:r>
@@ -5427,8 +5908,13 @@
         <w:t xml:space="preserve">from </w:t>
       </w:r>
       <w:proofErr w:type="spellStart"/>
-      <w:r>
-        <w:t>app.predictions.models</w:t>
+      <w:proofErr w:type="gramStart"/>
+      <w:r>
+        <w:t>app.predictions</w:t>
+      </w:r>
+      <w:proofErr w:type="gramEnd"/>
+      <w:r>
+        <w:t>.models</w:t>
       </w:r>
       <w:proofErr w:type="spellEnd"/>
       <w:r>
@@ -5445,8 +5931,13 @@
         <w:t xml:space="preserve">from </w:t>
       </w:r>
       <w:proofErr w:type="spellStart"/>
-      <w:r>
-        <w:t>app.sports.models</w:t>
+      <w:proofErr w:type="gramStart"/>
+      <w:r>
+        <w:t>app.sports</w:t>
+      </w:r>
+      <w:proofErr w:type="gramEnd"/>
+      <w:r>
+        <w:t>.models</w:t>
       </w:r>
       <w:proofErr w:type="spellEnd"/>
       <w:r>
@@ -5463,8 +5954,13 @@
         <w:t xml:space="preserve">from </w:t>
       </w:r>
       <w:proofErr w:type="spellStart"/>
-      <w:r>
-        <w:t>app.workers.celery</w:t>
+      <w:proofErr w:type="gramStart"/>
+      <w:r>
+        <w:t>app.workers</w:t>
+      </w:r>
+      <w:proofErr w:type="gramEnd"/>
+      <w:r>
+        <w:t>.celery</w:t>
       </w:r>
       <w:proofErr w:type="spellEnd"/>
       <w:r>
@@ -5513,7 +6009,15 @@
         </w:tabs>
       </w:pPr>
       <w:r>
-        <w:t>async def main():</w:t>
+        <w:t xml:space="preserve">async def </w:t>
+      </w:r>
+      <w:proofErr w:type="gramStart"/>
+      <w:r>
+        <w:t>main(</w:t>
+      </w:r>
+      <w:proofErr w:type="gramEnd"/>
+      <w:r>
+        <w:t>):</w:t>
       </w:r>
     </w:p>
     <w:p>
@@ -5527,11 +6031,19 @@
       </w:r>
       <w:proofErr w:type="spellStart"/>
       <w:r>
-        <w:t>async_session_factory</w:t>
+        <w:t>async_session_</w:t>
+      </w:r>
+      <w:proofErr w:type="gramStart"/>
+      <w:r>
+        <w:t>factory</w:t>
       </w:r>
       <w:proofErr w:type="spellEnd"/>
       <w:r>
-        <w:t xml:space="preserve">() as </w:t>
+        <w:t>(</w:t>
+      </w:r>
+      <w:proofErr w:type="gramEnd"/>
+      <w:r>
+        <w:t xml:space="preserve">) as </w:t>
       </w:r>
       <w:proofErr w:type="spellStart"/>
       <w:r>
@@ -5552,12 +6064,30 @@
         <w:t xml:space="preserve">        sport = (await </w:t>
       </w:r>
       <w:proofErr w:type="spellStart"/>
+      <w:proofErr w:type="gramStart"/>
       <w:r>
         <w:t>db.execute</w:t>
       </w:r>
       <w:proofErr w:type="spellEnd"/>
-      <w:r>
-        <w:t>(select(Sport).where(</w:t>
+      <w:proofErr w:type="gramEnd"/>
+      <w:r>
+        <w:t>(</w:t>
+      </w:r>
+      <w:proofErr w:type="gramStart"/>
+      <w:r>
+        <w:t>select(</w:t>
+      </w:r>
+      <w:proofErr w:type="gramEnd"/>
+      <w:r>
+        <w:t>Sport</w:t>
+      </w:r>
+      <w:proofErr w:type="gramStart"/>
+      <w:r>
+        <w:t>).where</w:t>
+      </w:r>
+      <w:proofErr w:type="gramEnd"/>
+      <w:r>
+        <w:t>(</w:t>
       </w:r>
       <w:proofErr w:type="spellStart"/>
       <w:r>
@@ -5565,15 +6095,39 @@
       </w:r>
       <w:proofErr w:type="spellEnd"/>
       <w:r>
-        <w:t xml:space="preserve"> == "football"))).</w:t>
+        <w:t xml:space="preserve"> == "</w:t>
+      </w:r>
+      <w:proofErr w:type="gramStart"/>
+      <w:r>
+        <w:t>football")</w:t>
+      </w:r>
+      <w:proofErr w:type="gramEnd"/>
+      <w:r>
+        <w:t>)</w:t>
+      </w:r>
+      <w:proofErr w:type="gramStart"/>
+      <w:r>
+        <w:t>).</w:t>
       </w:r>
       <w:proofErr w:type="spellStart"/>
       <w:r>
-        <w:t>scalar_one</w:t>
+        <w:t>scalar</w:t>
+      </w:r>
+      <w:proofErr w:type="gramEnd"/>
+      <w:r>
+        <w:t>_</w:t>
+      </w:r>
+      <w:proofErr w:type="gramStart"/>
+      <w:r>
+        <w:t>one</w:t>
       </w:r>
       <w:proofErr w:type="spellEnd"/>
       <w:r>
-        <w:t>()</w:t>
+        <w:t>(</w:t>
+      </w:r>
+      <w:proofErr w:type="gramEnd"/>
+      <w:r>
+        <w:t>)</w:t>
       </w:r>
     </w:p>
     <w:p>
@@ -5586,12 +6140,30 @@
         <w:t xml:space="preserve">        ids = (await </w:t>
       </w:r>
       <w:proofErr w:type="spellStart"/>
+      <w:proofErr w:type="gramStart"/>
       <w:r>
         <w:t>db.execute</w:t>
       </w:r>
       <w:proofErr w:type="spellEnd"/>
-      <w:r>
-        <w:t>(select(Fixture.id).where(</w:t>
+      <w:proofErr w:type="gramEnd"/>
+      <w:r>
+        <w:t>(</w:t>
+      </w:r>
+      <w:proofErr w:type="gramStart"/>
+      <w:r>
+        <w:t>select(</w:t>
+      </w:r>
+      <w:proofErr w:type="gramEnd"/>
+      <w:r>
+        <w:t>Fixture.id</w:t>
+      </w:r>
+      <w:proofErr w:type="gramStart"/>
+      <w:r>
+        <w:t>).where</w:t>
+      </w:r>
+      <w:proofErr w:type="gramEnd"/>
+      <w:r>
+        <w:t>(</w:t>
       </w:r>
     </w:p>
     <w:p>
@@ -5657,12 +6229,17 @@
         <w:t xml:space="preserve"> &gt; </w:t>
       </w:r>
       <w:proofErr w:type="spellStart"/>
+      <w:proofErr w:type="gramStart"/>
       <w:r>
         <w:t>datetime.now</w:t>
       </w:r>
       <w:proofErr w:type="spellEnd"/>
       <w:r>
-        <w:t>(UTC),</w:t>
+        <w:t>(</w:t>
+      </w:r>
+      <w:proofErr w:type="gramEnd"/>
+      <w:r>
+        <w:t>UTC),</w:t>
       </w:r>
     </w:p>
     <w:p>
@@ -5672,7 +6249,23 @@
         </w:tabs>
       </w:pPr>
       <w:r>
-        <w:t xml:space="preserve">        ))).scalars().all()</w:t>
+        <w:t xml:space="preserve">        ))</w:t>
+      </w:r>
+      <w:proofErr w:type="gramStart"/>
+      <w:r>
+        <w:t>).scalars</w:t>
+      </w:r>
+      <w:proofErr w:type="gramEnd"/>
+      <w:r>
+        <w:t>(</w:t>
+      </w:r>
+      <w:proofErr w:type="gramStart"/>
+      <w:r>
+        <w:t>).all</w:t>
+      </w:r>
+      <w:proofErr w:type="gramEnd"/>
+      <w:r>
+        <w:t>()</w:t>
       </w:r>
     </w:p>
     <w:p>
@@ -5692,7 +6285,15 @@
         </w:tabs>
       </w:pPr>
       <w:r>
-        <w:t xml:space="preserve">            print("no upcoming football fixtures")</w:t>
+        <w:t xml:space="preserve">            </w:t>
+      </w:r>
+      <w:proofErr w:type="gramStart"/>
+      <w:r>
+        <w:t>print(</w:t>
+      </w:r>
+      <w:proofErr w:type="gramEnd"/>
+      <w:r>
+        <w:t>"no upcoming football fixtures")</w:t>
       </w:r>
     </w:p>
     <w:p>
@@ -5712,7 +6313,31 @@
         </w:tabs>
       </w:pPr>
       <w:r>
-        <w:t xml:space="preserve">        result = await db.execute(delete(Prediction).where(Prediction.fixture_id.in_(ids)))</w:t>
+        <w:t xml:space="preserve">        result = await </w:t>
+      </w:r>
+      <w:proofErr w:type="gramStart"/>
+      <w:r>
+        <w:t>db.execute</w:t>
+      </w:r>
+      <w:proofErr w:type="gramEnd"/>
+      <w:r>
+        <w:t>(</w:t>
+      </w:r>
+      <w:proofErr w:type="gramStart"/>
+      <w:r>
+        <w:t>delete(</w:t>
+      </w:r>
+      <w:proofErr w:type="gramEnd"/>
+      <w:r>
+        <w:t>Prediction</w:t>
+      </w:r>
+      <w:proofErr w:type="gramStart"/>
+      <w:r>
+        <w:t>).where</w:t>
+      </w:r>
+      <w:proofErr w:type="gramEnd"/>
+      <w:r>
+        <w:t>(Prediction.fixture_id.in_(ids)))</w:t>
       </w:r>
     </w:p>
     <w:p>
@@ -5725,10 +6350,12 @@
         <w:t xml:space="preserve">        await </w:t>
       </w:r>
       <w:proofErr w:type="spellStart"/>
+      <w:proofErr w:type="gramStart"/>
       <w:r>
         <w:t>db.commit</w:t>
       </w:r>
       <w:proofErr w:type="spellEnd"/>
+      <w:proofErr w:type="gramEnd"/>
       <w:r>
         <w:t>()</w:t>
       </w:r>
@@ -5740,29 +6367,52 @@
         </w:tabs>
       </w:pPr>
       <w:r>
-        <w:t xml:space="preserve">        print(</w:t>
+        <w:t xml:space="preserve">        </w:t>
+      </w:r>
+      <w:proofErr w:type="gramStart"/>
+      <w:r>
+        <w:t>print(</w:t>
       </w:r>
       <w:proofErr w:type="spellStart"/>
+      <w:proofErr w:type="gramEnd"/>
       <w:r>
         <w:t>f"upcoming</w:t>
       </w:r>
       <w:proofErr w:type="spellEnd"/>
       <w:r>
-        <w:t xml:space="preserve"> fixtures: {</w:t>
+        <w:t xml:space="preserve"> </w:t>
+      </w:r>
+      <w:proofErr w:type="gramStart"/>
+      <w:r>
+        <w:t>fixtures: {</w:t>
       </w:r>
       <w:proofErr w:type="spellStart"/>
+      <w:proofErr w:type="gramEnd"/>
       <w:r>
         <w:t>len</w:t>
       </w:r>
       <w:proofErr w:type="spellEnd"/>
       <w:r>
-        <w:t>(ids)}   predictions deleted: {</w:t>
+        <w:t>(ids</w:t>
+      </w:r>
+      <w:proofErr w:type="gramStart"/>
+      <w:r>
+        <w:t xml:space="preserve">)}   </w:t>
+      </w:r>
+      <w:proofErr w:type="gramEnd"/>
+      <w:r>
+        <w:t xml:space="preserve">predictions </w:t>
+      </w:r>
+      <w:proofErr w:type="gramStart"/>
+      <w:r>
+        <w:t>deleted: {</w:t>
       </w:r>
       <w:proofErr w:type="spellStart"/>
       <w:r>
         <w:t>result.rowcount</w:t>
       </w:r>
       <w:proofErr w:type="spellEnd"/>
+      <w:proofErr w:type="gramEnd"/>
       <w:r>
         <w:t>}")</w:t>
       </w:r>
@@ -5796,9 +6446,14 @@
       </w:r>
       <w:proofErr w:type="spellStart"/>
       <w:r>
-        <w:t>run_predictions.delay</w:t>
+        <w:t>run_</w:t>
+      </w:r>
+      <w:proofErr w:type="gramStart"/>
+      <w:r>
+        <w:t>predictions.delay</w:t>
       </w:r>
       <w:proofErr w:type="spellEnd"/>
+      <w:proofErr w:type="gramEnd"/>
       <w:r>
         <w:t>(str(</w:t>
       </w:r>
@@ -5818,9 +6473,14 @@
         </w:tabs>
       </w:pPr>
       <w:r>
-        <w:t xml:space="preserve">    print(</w:t>
+        <w:t xml:space="preserve">    </w:t>
+      </w:r>
+      <w:proofErr w:type="gramStart"/>
+      <w:r>
+        <w:t>print(</w:t>
       </w:r>
       <w:proofErr w:type="spellStart"/>
+      <w:proofErr w:type="gramEnd"/>
       <w:r>
         <w:t>f"queued</w:t>
       </w:r>
@@ -5834,7 +6494,15 @@
       </w:r>
       <w:proofErr w:type="spellEnd"/>
       <w:r>
-        <w:t>(ids)} regenerations onto the worker")</w:t>
+        <w:t>(</w:t>
+      </w:r>
+      <w:proofErr w:type="gramStart"/>
+      <w:r>
+        <w:t>ids)}</w:t>
+      </w:r>
+      <w:proofErr w:type="gramEnd"/>
+      <w:r>
+        <w:t xml:space="preserve"> regenerations onto the worker")</w:t>
       </w:r>
     </w:p>
     <w:p>
@@ -5856,7 +6524,15 @@
       </w:r>
       <w:proofErr w:type="spellEnd"/>
       <w:r>
-        <w:t>(main())</w:t>
+        <w:t>(</w:t>
+      </w:r>
+      <w:proofErr w:type="gramStart"/>
+      <w:r>
+        <w:t>main(</w:t>
+      </w:r>
+      <w:proofErr w:type="gramEnd"/>
+      <w:r>
+        <w:t>))</w:t>
       </w:r>
     </w:p>
     <w:p>
@@ -5931,6 +6607,317 @@
           <w:tab w:val="left" w:pos="5568"/>
         </w:tabs>
       </w:pPr>
+    </w:p>
+    <w:p>
+      <w:pPr>
+        <w:tabs>
+          <w:tab w:val="left" w:pos="5568"/>
+        </w:tabs>
+      </w:pPr>
+    </w:p>
+    <w:p>
+      <w:pPr>
+        <w:tabs>
+          <w:tab w:val="left" w:pos="5568"/>
+        </w:tabs>
+      </w:pPr>
+      <w:r>
+        <w:t>## Re-ingesting all sports</w:t>
+      </w:r>
+    </w:p>
+    <w:p>
+      <w:pPr>
+        <w:tabs>
+          <w:tab w:val="left" w:pos="5568"/>
+        </w:tabs>
+      </w:pPr>
+      <w:r>
+        <w:t>PYTHONPATH=. python - &lt;&lt;'EOF'</w:t>
+      </w:r>
+    </w:p>
+    <w:p>
+      <w:pPr>
+        <w:tabs>
+          <w:tab w:val="left" w:pos="5568"/>
+        </w:tabs>
+      </w:pPr>
+      <w:r>
+        <w:t xml:space="preserve">import </w:t>
+      </w:r>
+      <w:proofErr w:type="gramStart"/>
+      <w:r>
+        <w:t>inspect</w:t>
+      </w:r>
+      <w:proofErr w:type="gramEnd"/>
+    </w:p>
+    <w:p>
+      <w:pPr>
+        <w:tabs>
+          <w:tab w:val="left" w:pos="5568"/>
+        </w:tabs>
+      </w:pPr>
+      <w:r>
+        <w:t xml:space="preserve">from </w:t>
+      </w:r>
+      <w:proofErr w:type="spellStart"/>
+      <w:proofErr w:type="gramStart"/>
+      <w:r>
+        <w:t>app.workers</w:t>
+      </w:r>
+      <w:proofErr w:type="gramEnd"/>
+      <w:r>
+        <w:t>.ingest_fixtures</w:t>
+      </w:r>
+      <w:proofErr w:type="spellEnd"/>
+      <w:r>
+        <w:t xml:space="preserve"> import _</w:t>
+      </w:r>
+      <w:proofErr w:type="spellStart"/>
+      <w:r>
+        <w:t>ingest_fixtures_for_league</w:t>
+      </w:r>
+      <w:proofErr w:type="spellEnd"/>
+    </w:p>
+    <w:p>
+      <w:pPr>
+        <w:tabs>
+          <w:tab w:val="left" w:pos="5568"/>
+        </w:tabs>
+      </w:pPr>
+      <w:r>
+        <w:t xml:space="preserve">from </w:t>
+      </w:r>
+      <w:proofErr w:type="spellStart"/>
+      <w:proofErr w:type="gramStart"/>
+      <w:r>
+        <w:t>app.workers</w:t>
+      </w:r>
+      <w:proofErr w:type="gramEnd"/>
+      <w:r>
+        <w:t>.celery</w:t>
+      </w:r>
+      <w:proofErr w:type="spellEnd"/>
+      <w:r>
+        <w:t xml:space="preserve"> import </w:t>
+      </w:r>
+      <w:proofErr w:type="spellStart"/>
+      <w:r>
+        <w:t>celery_app</w:t>
+      </w:r>
+      <w:proofErr w:type="spellEnd"/>
+    </w:p>
+    <w:p>
+      <w:pPr>
+        <w:tabs>
+          <w:tab w:val="left" w:pos="5568"/>
+        </w:tabs>
+      </w:pPr>
+    </w:p>
+    <w:p>
+      <w:pPr>
+        <w:tabs>
+          <w:tab w:val="left" w:pos="5568"/>
+        </w:tabs>
+      </w:pPr>
+      <w:proofErr w:type="spellStart"/>
+      <w:r>
+        <w:t>src</w:t>
+      </w:r>
+      <w:proofErr w:type="spellEnd"/>
+      <w:r>
+        <w:t xml:space="preserve"> = </w:t>
+      </w:r>
+      <w:proofErr w:type="spellStart"/>
+      <w:proofErr w:type="gramStart"/>
+      <w:r>
+        <w:t>inspect.getsource</w:t>
+      </w:r>
+      <w:proofErr w:type="spellEnd"/>
+      <w:proofErr w:type="gramEnd"/>
+      <w:r>
+        <w:t>(_</w:t>
+      </w:r>
+      <w:proofErr w:type="spellStart"/>
+      <w:r>
+        <w:t>ingest_fixtures_for_league</w:t>
+      </w:r>
+      <w:proofErr w:type="spellEnd"/>
+      <w:r>
+        <w:t>)</w:t>
+      </w:r>
+    </w:p>
+    <w:p>
+      <w:pPr>
+        <w:tabs>
+          <w:tab w:val="left" w:pos="5568"/>
+        </w:tabs>
+      </w:pPr>
+      <w:proofErr w:type="spellStart"/>
+      <w:r>
+        <w:t>has_fix</w:t>
+      </w:r>
+      <w:proofErr w:type="spellEnd"/>
+      <w:r>
+        <w:t xml:space="preserve"> = "</w:t>
+      </w:r>
+      <w:proofErr w:type="spellStart"/>
+      <w:proofErr w:type="gramStart"/>
+      <w:r>
+        <w:t>existing.home</w:t>
+      </w:r>
+      <w:proofErr w:type="gramEnd"/>
+      <w:r>
+        <w:t>_team_id</w:t>
+      </w:r>
+      <w:proofErr w:type="spellEnd"/>
+      <w:r>
+        <w:t xml:space="preserve"> = home_team.id" in </w:t>
+      </w:r>
+      <w:proofErr w:type="spellStart"/>
+      <w:r>
+        <w:t>src</w:t>
+      </w:r>
+      <w:proofErr w:type="spellEnd"/>
+    </w:p>
+    <w:p>
+      <w:pPr>
+        <w:tabs>
+          <w:tab w:val="left" w:pos="5568"/>
+        </w:tabs>
+      </w:pPr>
+      <w:proofErr w:type="gramStart"/>
+      <w:r>
+        <w:t>print(</w:t>
+      </w:r>
+      <w:proofErr w:type="gramEnd"/>
+      <w:r>
+        <w:t xml:space="preserve">"worker has the redraw fix:", </w:t>
+      </w:r>
+      <w:proofErr w:type="spellStart"/>
+      <w:r>
+        <w:t>has_fix</w:t>
+      </w:r>
+      <w:proofErr w:type="spellEnd"/>
+      <w:r>
+        <w:t>)</w:t>
+      </w:r>
+    </w:p>
+    <w:p>
+      <w:pPr>
+        <w:tabs>
+          <w:tab w:val="left" w:pos="5568"/>
+        </w:tabs>
+      </w:pPr>
+      <w:r>
+        <w:t xml:space="preserve">if not </w:t>
+      </w:r>
+      <w:proofErr w:type="spellStart"/>
+      <w:r>
+        <w:t>has_fix</w:t>
+      </w:r>
+      <w:proofErr w:type="spellEnd"/>
+      <w:r>
+        <w:t>:</w:t>
+      </w:r>
+    </w:p>
+    <w:p>
+      <w:pPr>
+        <w:tabs>
+          <w:tab w:val="left" w:pos="5568"/>
+        </w:tabs>
+      </w:pPr>
+      <w:r>
+        <w:lastRenderedPageBreak/>
+        <w:t xml:space="preserve">    </w:t>
+      </w:r>
+      <w:proofErr w:type="gramStart"/>
+      <w:r>
+        <w:t>print(</w:t>
+      </w:r>
+      <w:proofErr w:type="gramEnd"/>
+      <w:r>
+        <w:t>"REFUSING to enqueue — this build would rewrite the same wrong pairings.")</w:t>
+      </w:r>
+    </w:p>
+    <w:p>
+      <w:pPr>
+        <w:tabs>
+          <w:tab w:val="left" w:pos="5568"/>
+        </w:tabs>
+      </w:pPr>
+      <w:r>
+        <w:t>else:</w:t>
+      </w:r>
+    </w:p>
+    <w:p>
+      <w:pPr>
+        <w:tabs>
+          <w:tab w:val="left" w:pos="5568"/>
+        </w:tabs>
+      </w:pPr>
+      <w:r>
+        <w:t xml:space="preserve">    r = celery_</w:t>
+      </w:r>
+      <w:proofErr w:type="gramStart"/>
+      <w:r>
+        <w:t>app.send</w:t>
+      </w:r>
+      <w:proofErr w:type="gramEnd"/>
+      <w:r>
+        <w:t>_task("</w:t>
+      </w:r>
+      <w:proofErr w:type="gramStart"/>
+      <w:r>
+        <w:t>app.workers</w:t>
+      </w:r>
+      <w:proofErr w:type="gramEnd"/>
+      <w:r>
+        <w:t>.ingest_</w:t>
+      </w:r>
+      <w:proofErr w:type="gramStart"/>
+      <w:r>
+        <w:t>fixtures.ingest</w:t>
+      </w:r>
+      <w:proofErr w:type="gramEnd"/>
+      <w:r>
+        <w:t>_fixtures")</w:t>
+      </w:r>
+    </w:p>
+    <w:p>
+      <w:pPr>
+        <w:tabs>
+          <w:tab w:val="left" w:pos="5568"/>
+        </w:tabs>
+      </w:pPr>
+      <w:r>
+        <w:t xml:space="preserve">    </w:t>
+      </w:r>
+      <w:proofErr w:type="gramStart"/>
+      <w:r>
+        <w:t>print(</w:t>
+      </w:r>
+      <w:proofErr w:type="gramEnd"/>
+      <w:r>
+        <w:t xml:space="preserve">"enqueued </w:t>
+      </w:r>
+      <w:proofErr w:type="spellStart"/>
+      <w:r>
+        <w:t>ingest_fixtures</w:t>
+      </w:r>
+      <w:proofErr w:type="spellEnd"/>
+      <w:r>
+        <w:t>:", r.id)</w:t>
+      </w:r>
+    </w:p>
+    <w:p>
+      <w:pPr>
+        <w:tabs>
+          <w:tab w:val="left" w:pos="5568"/>
+        </w:tabs>
+      </w:pPr>
+      <w:r>
+        <w:t>EOF</w:t>
+      </w:r>
     </w:p>
     <w:sectPr>
       <w:pgSz w:w="12240" w:h="15840"/>
@@ -5943,7 +6930,7 @@
 </file>
 
 <file path=word/numbering.xml><?xml version="1.0" encoding="utf-8"?>
-<w:numbering xmlns:wpc="http://schemas.microsoft.com/office/word/2010/wordprocessingCanvas" xmlns:cx="http://schemas.microsoft.com/office/drawing/2014/chartex" xmlns:cx1="http://schemas.microsoft.com/office/drawing/2015/9/8/chartex" xmlns:cx2="http://schemas.microsoft.com/office/drawing/2015/10/21/chartex" xmlns:cx3="http://schemas.microsoft.com/office/drawing/2016/5/9/chartex" xmlns:cx4="http://schemas.microsoft.com/office/drawing/2016/5/10/chartex" xmlns:cx5="http://schemas.microsoft.com/office/drawing/2016/5/11/chartex" xmlns:cx6="http://schemas.microsoft.com/office/drawing/2016/5/12/chartex" xmlns:cx7="http://schemas.microsoft.com/office/drawing/2016/5/13/chartex" xmlns:cx8="http://schemas.microsoft.com/office/drawing/2016/5/14/chartex" xmlns:mc="http://schemas.openxmlformats.org/markup-compatibility/2006" xmlns:aink="http://schemas.microsoft.com/office/drawing/2016/ink" xmlns:am3d="http://schemas.microsoft.com/office/drawing/2017/model3d" xmlns:o="urn:schemas-microsoft-com:office:office" xmlns:oel="http://schemas.microsoft.com/office/2019/extlst" xmlns:r="http://schemas.openxmlformats.org/officeDocument/2006/relationships" xmlns:m="http://schemas.openxmlformats.org/officeDocument/2006/math" xmlns:v="urn:schemas-microsoft-com:vml" xmlns:wp14="http://schemas.microsoft.com/office/word/2010/wordprocessingDrawing" xmlns:wp="http://schemas.openxmlformats.org/drawingml/2006/wordprocessingDrawing" xmlns:w10="urn:schemas-microsoft-com:office:word" xmlns:w="http://schemas.openxmlformats.org/wordprocessingml/2006/main" xmlns:w14="http://schemas.microsoft.com/office/word/2010/wordml" xmlns:w15="http://schemas.microsoft.com/office/word/2012/wordml" xmlns:w16cei="http://schemas.microsoft.com/office/word/2026/wordml/cei" xmlns:w16cex="http://schemas.microsoft.com/office/word/2018/wordml/cex" xmlns:w16cid="http://schemas.microsoft.com/office/word/2016/wordml/cid" xmlns:w16="http://schemas.microsoft.com/office/word/2018/wordml" xmlns:w16du="http://schemas.microsoft.com/office/word/2023/wordml/word16du" xmlns:w16sdtdh="http://schemas.microsoft.com/office/word/2020/wordml/sdtdatahash" xmlns:w16sdtfl="http://schemas.microsoft.com/office/word/2024/wordml/sdtformatlock" xmlns:w16se="http://schemas.microsoft.com/office/word/2015/wordml/symex" xmlns:wpg="http://schemas.microsoft.com/office/word/2010/wordprocessingGroup" xmlns:wpi="http://schemas.microsoft.com/office/word/2010/wordprocessingInk" xmlns:wne="http://schemas.microsoft.com/office/word/2006/wordml" xmlns:wps="http://schemas.microsoft.com/office/word/2010/wordprocessingShape" mc:Ignorable="w14 w15 w16se w16cid w16 w16cex w16sdtdh w16sdtfl w16du wp14">
+<w:numbering xmlns:wpc="http://schemas.microsoft.com/office/word/2010/wordprocessingCanvas" xmlns:cx="http://schemas.microsoft.com/office/drawing/2014/chartex" xmlns:cx1="http://schemas.microsoft.com/office/drawing/2015/9/8/chartex" xmlns:cx2="http://schemas.microsoft.com/office/drawing/2015/10/21/chartex" xmlns:cx3="http://schemas.microsoft.com/office/drawing/2016/5/9/chartex" xmlns:cx4="http://schemas.microsoft.com/office/drawing/2016/5/10/chartex" xmlns:cx5="http://schemas.microsoft.com/office/drawing/2016/5/11/chartex" xmlns:cx6="http://schemas.microsoft.com/office/drawing/2016/5/12/chartex" xmlns:cx7="http://schemas.microsoft.com/office/drawing/2016/5/13/chartex" xmlns:cx8="http://schemas.microsoft.com/office/drawing/2016/5/14/chartex" xmlns:mc="http://schemas.openxmlformats.org/markup-compatibility/2006" xmlns:aink="http://schemas.microsoft.com/office/drawing/2016/ink" xmlns:am3d="http://schemas.microsoft.com/office/drawing/2017/model3d" xmlns:o="urn:schemas-microsoft-com:office:office" xmlns:oel="http://schemas.microsoft.com/office/2019/extlst" xmlns:r="http://schemas.openxmlformats.org/officeDocument/2006/relationships" xmlns:m="http://schemas.openxmlformats.org/officeDocument/2006/math" xmlns:v="urn:schemas-microsoft-com:vml" xmlns:wp14="http://schemas.microsoft.com/office/word/2010/wordprocessingDrawing" xmlns:wp="http://schemas.openxmlformats.org/drawingml/2006/wordprocessingDrawing" xmlns:w10="urn:schemas-microsoft-com:office:word" xmlns:w="http://schemas.openxmlformats.org/wordprocessingml/2006/main" xmlns:w14="http://schemas.microsoft.com/office/word/2010/wordml" xmlns:w15="http://schemas.microsoft.com/office/word/2012/wordml" xmlns:w16cex="http://schemas.microsoft.com/office/word/2018/wordml/cex" xmlns:w16cid="http://schemas.microsoft.com/office/word/2016/wordml/cid" xmlns:w16="http://schemas.microsoft.com/office/word/2018/wordml" xmlns:w16du="http://schemas.microsoft.com/office/word/2023/wordml/word16du" xmlns:w16sdtdh="http://schemas.microsoft.com/office/word/2020/wordml/sdtdatahash" xmlns:w16sdtfl="http://schemas.microsoft.com/office/word/2024/wordml/sdtformatlock" xmlns:w16se="http://schemas.microsoft.com/office/word/2015/wordml/symex" xmlns:wpg="http://schemas.microsoft.com/office/word/2010/wordprocessingGroup" xmlns:wpi="http://schemas.microsoft.com/office/word/2010/wordprocessingInk" xmlns:wne="http://schemas.microsoft.com/office/word/2006/wordml" xmlns:wps="http://schemas.microsoft.com/office/word/2010/wordprocessingShape" mc:Ignorable="w14 w15 w16se w16cid w16 w16cex w16sdtdh w16sdtfl w16du wp14">
   <w:abstractNum w:abstractNumId="0" w15:restartNumberingAfterBreak="0">
     <w:nsid w:val="FFFFFF7C"/>
     <w:multiLevelType w:val="singleLevel"/>
@@ -6755,6 +7742,7 @@
   <w:style w:type="character" w:default="1" w:styleId="DefaultParagraphFont">
     <w:name w:val="Default Paragraph Font"/>
     <w:uiPriority w:val="1"/>
+    <w:semiHidden/>
     <w:unhideWhenUsed/>
   </w:style>
   <w:style w:type="table" w:default="1" w:styleId="TableNormal">
